--- a/Panduan_Petualangan_TKA_SD.docx
+++ b/Panduan_Petualangan_TKA_SD.docx
@@ -220,7 +220,7 @@
           <w:sz w:val="19"/>
           <w:szCs w:val="19"/>
         </w:rPr>
-        <w:t xml:space="preserve">Versi: 15 Oktober 2026 (sesuai tampilan aplikasi per tanggal tersebut)</w:t>
+        <w:t xml:space="preserve">Versi: 17 Oktober 2026 (sesuai tampilan aplikasi per tanggal tersebut)</w:t>
       </w:r>
     </w:p>
     <w:p>
@@ -2442,7 +2442,39 @@
                 <w:sz w:val="19"/>
                 <w:szCs w:val="19"/>
               </w:rPr>
-              <w:t xml:space="preserve"> dan mendapat piala misi.</w:t>
+              <w:t xml:space="preserve"> dan mendapat piala misi. Di </w:t>
+            </w:r>
+            <w:r>
+              <w:rPr>
+                <w:b/>
+                <w:bCs/>
+                <w:sz w:val="19"/>
+                <w:szCs w:val="19"/>
+              </w:rPr>
+              <w:t xml:space="preserve">Matematika</w:t>
+            </w:r>
+            <w:r>
+              <w:rPr>
+                <w:sz w:val="19"/>
+                <w:szCs w:val="19"/>
+              </w:rPr>
+              <w:t xml:space="preserve"> dan </w:t>
+            </w:r>
+            <w:r>
+              <w:rPr>
+                <w:b/>
+                <w:bCs/>
+                <w:sz w:val="19"/>
+                <w:szCs w:val="19"/>
+              </w:rPr>
+              <w:t xml:space="preserve">Bahasa Indonesia</w:t>
+            </w:r>
+            <w:r>
+              <w:rPr>
+                <w:sz w:val="19"/>
+                <w:szCs w:val="19"/>
+              </w:rPr>
+              <w:t xml:space="preserve">, soal Level 10 adalah campuran soal Level 8 dan 9 (tidak lebih sulit dari Level 9).</w:t>
             </w:r>
           </w:p>
         </w:tc>

--- a/Panduan_Petualangan_TKA_SD.docx
+++ b/Panduan_Petualangan_TKA_SD.docx
@@ -220,7 +220,7 @@
           <w:sz w:val="19"/>
           <w:szCs w:val="19"/>
         </w:rPr>
-        <w:t xml:space="preserve">Versi: 17 Oktober 2026 (sesuai tampilan aplikasi per tanggal tersebut)</w:t>
+        <w:t xml:space="preserve">Versi: 18 Oktober 2026 (sesuai tampilan aplikasi per tanggal tersebut)</w:t>
       </w:r>
     </w:p>
     <w:p>
@@ -620,7 +620,7 @@
           <w:bCs w:val="false"/>
           <w:color w:val="33445A"/>
         </w:rPr>
-        <w:t xml:space="preserve">5.2 Target vs kemajuan nyata</w:t>
+        <w:t xml:space="preserve">5.2 Di mana anak kesulitan</w:t>
       </w:r>
     </w:p>
     <w:p>
@@ -634,7 +634,7 @@
           <w:bCs w:val="false"/>
           <w:color w:val="33445A"/>
         </w:rPr>
-        <w:t xml:space="preserve">5.3 Pos Tes</w:t>
+        <w:t xml:space="preserve">5.3 Target vs kemajuan nyata</w:t>
       </w:r>
     </w:p>
     <w:p>
@@ -648,7 +648,7 @@
           <w:bCs w:val="false"/>
           <w:color w:val="33445A"/>
         </w:rPr>
-        <w:t xml:space="preserve">5.4 Simulasi TKA</w:t>
+        <w:t xml:space="preserve">5.4 Pos Tes</w:t>
       </w:r>
     </w:p>
     <w:p>
@@ -662,7 +662,7 @@
           <w:bCs w:val="false"/>
           <w:color w:val="33445A"/>
         </w:rPr>
-        <w:t xml:space="preserve">5.5 Aktivitas terakhir</w:t>
+        <w:t xml:space="preserve">5.5 Simulasi TKA</w:t>
       </w:r>
     </w:p>
     <w:p>
@@ -676,7 +676,21 @@
           <w:bCs w:val="false"/>
           <w:color w:val="33445A"/>
         </w:rPr>
-        <w:t xml:space="preserve">5.6 Kemajuan per misi</w:t>
+        <w:t xml:space="preserve">5.6 Aktivitas terakhir</w:t>
+      </w:r>
+    </w:p>
+    <w:p>
+      <w:pPr>
+        <w:spacing w:after="50" w:before="0"/>
+        <w:ind w:left="360"/>
+      </w:pPr>
+      <w:r>
+        <w:rPr>
+          <w:b w:val="false"/>
+          <w:bCs w:val="false"/>
+          <w:color w:val="33445A"/>
+        </w:rPr>
+        <w:t xml:space="preserve">5.7 Kemajuan per misi</w:t>
       </w:r>
     </w:p>
     <w:p>
@@ -9528,6 +9542,19 @@
         <w:spacing w:after="60"/>
       </w:pPr>
       <w:r>
+        <w:t xml:space="preserve">🔍 Di mana anak kesulitan</w:t>
+      </w:r>
+    </w:p>
+    <w:p>
+      <w:pPr>
+        <w:pStyle w:val="ListParagraph"/>
+        <w:numPr>
+          <w:ilvl w:val="0"/>
+          <w:numId w:val="5"/>
+        </w:numPr>
+        <w:spacing w:after="60"/>
+      </w:pPr>
+      <w:r>
         <w:t xml:space="preserve">Target vs kemajuan nyata (dengan Catatan 14 hari terakhir)</w:t>
       </w:r>
     </w:p>
@@ -10346,7 +10373,573 @@
         <w:pStyle w:val="Heading2"/>
       </w:pPr>
       <w:r>
-        <w:t xml:space="preserve">5.2 Target vs kemajuan nyata</w:t>
+        <w:t xml:space="preserve">5.2 Di mana anak kesulitan</w:t>
+      </w:r>
+    </w:p>
+    <w:p>
+      <w:pPr>
+        <w:spacing w:after="120"/>
+      </w:pPr>
+      <w:r>
+        <w:t xml:space="preserve">Kartu </w:t>
+      </w:r>
+      <w:r>
+        <w:rPr>
+          <w:b/>
+          <w:bCs/>
+        </w:rPr>
+        <w:t xml:space="preserve">🔍 Di mana anak kesulitan</w:t>
+      </w:r>
+      <w:r>
+        <w:t xml:space="preserve"> menjawab: </w:t>
+      </w:r>
+      <w:r>
+        <w:rPr>
+          <w:b/>
+          <w:bCs/>
+        </w:rPr>
+        <w:t xml:space="preserve">"Materi mana yang membuat anak tersendat, dan salahnya seperti apa?"</w:t>
+      </w:r>
+      <w:r>
+        <w:t xml:space="preserve"> Isinya tiga bagian:</w:t>
+      </w:r>
+    </w:p>
+    <w:tbl>
+      <w:tblPr>
+        <w:tblW w:type="dxa" w:w="9638"/>
+        <w:tblBorders>
+          <w:top w:val="single" w:color="D5DCE6" w:sz="4"/>
+          <w:left w:val="none" w:color="FFFFFF" w:sz="0"/>
+          <w:bottom w:val="single" w:color="D5DCE6" w:sz="4"/>
+          <w:right w:val="none" w:color="FFFFFF" w:sz="0"/>
+          <w:insideH w:val="single" w:color="D5DCE6" w:sz="4"/>
+          <w:insideV w:val="none" w:color="FFFFFF" w:sz="0"/>
+        </w:tblBorders>
+      </w:tblPr>
+      <w:tblGrid>
+        <w:gridCol w:w="2551"/>
+        <w:gridCol w:w="3969"/>
+        <w:gridCol w:w="3118"/>
+      </w:tblGrid>
+      <w:tr>
+        <w:trPr>
+          <w:cantSplit/>
+          <w:tblHeader/>
+        </w:trPr>
+        <w:tc>
+          <w:tcPr>
+            <w:tcW w:type="dxa" w:w="2551"/>
+            <w:shd w:fill="1D2A3A" w:color="auto" w:val="clear"/>
+            <w:tcMar>
+              <w:top w:type="dxa" w:w="70"/>
+              <w:left w:type="dxa" w:w="110"/>
+              <w:bottom w:type="dxa" w:w="70"/>
+              <w:right w:type="dxa" w:w="110"/>
+            </w:tcMar>
+          </w:tcPr>
+          <w:p>
+            <w:pPr>
+              <w:spacing w:after="0"/>
+            </w:pPr>
+            <w:r>
+              <w:rPr>
+                <w:b/>
+                <w:bCs/>
+                <w:color w:val="FFFFFF"/>
+                <w:sz w:val="19"/>
+                <w:szCs w:val="19"/>
+              </w:rPr>
+              <w:t xml:space="preserve">Bagian</w:t>
+            </w:r>
+          </w:p>
+        </w:tc>
+        <w:tc>
+          <w:tcPr>
+            <w:tcW w:type="dxa" w:w="3969"/>
+            <w:shd w:fill="1D2A3A" w:color="auto" w:val="clear"/>
+            <w:tcMar>
+              <w:top w:type="dxa" w:w="70"/>
+              <w:left w:type="dxa" w:w="110"/>
+              <w:bottom w:type="dxa" w:w="70"/>
+              <w:right w:type="dxa" w:w="110"/>
+            </w:tcMar>
+          </w:tcPr>
+          <w:p>
+            <w:pPr>
+              <w:spacing w:after="0"/>
+            </w:pPr>
+            <w:r>
+              <w:rPr>
+                <w:b/>
+                <w:bCs/>
+                <w:color w:val="FFFFFF"/>
+                <w:sz w:val="19"/>
+                <w:szCs w:val="19"/>
+              </w:rPr>
+              <w:t xml:space="preserve">Arti</w:t>
+            </w:r>
+          </w:p>
+        </w:tc>
+        <w:tc>
+          <w:tcPr>
+            <w:tcW w:type="dxa" w:w="3118"/>
+            <w:shd w:fill="1D2A3A" w:color="auto" w:val="clear"/>
+            <w:tcMar>
+              <w:top w:type="dxa" w:w="70"/>
+              <w:left w:type="dxa" w:w="110"/>
+              <w:bottom w:type="dxa" w:w="70"/>
+              <w:right w:type="dxa" w:w="110"/>
+            </w:tcMar>
+          </w:tcPr>
+          <w:p>
+            <w:pPr>
+              <w:spacing w:after="0"/>
+            </w:pPr>
+            <w:r>
+              <w:rPr>
+                <w:b/>
+                <w:bCs/>
+                <w:color w:val="FFFFFF"/>
+                <w:sz w:val="19"/>
+                <w:szCs w:val="19"/>
+              </w:rPr>
+              <w:t xml:space="preserve">Cara membaca</w:t>
+            </w:r>
+          </w:p>
+        </w:tc>
+      </w:tr>
+      <w:tr>
+        <w:trPr>
+          <w:cantSplit/>
+        </w:trPr>
+        <w:tc>
+          <w:tcPr>
+            <w:tcW w:type="dxa" w:w="2551"/>
+            <w:tcMar>
+              <w:top w:type="dxa" w:w="70"/>
+              <w:left w:type="dxa" w:w="110"/>
+              <w:bottom w:type="dxa" w:w="70"/>
+              <w:right w:type="dxa" w:w="110"/>
+            </w:tcMar>
+          </w:tcPr>
+          <w:p>
+            <w:pPr>
+              <w:spacing w:after="0"/>
+            </w:pPr>
+            <w:r>
+              <w:rPr>
+                <w:b/>
+                <w:bCs/>
+                <w:sz w:val="19"/>
+                <w:szCs w:val="19"/>
+              </w:rPr>
+              <w:t xml:space="preserve">Misi &amp; level yang paling sulit</w:t>
+            </w:r>
+          </w:p>
+        </w:tc>
+        <w:tc>
+          <w:tcPr>
+            <w:tcW w:type="dxa" w:w="3969"/>
+            <w:tcMar>
+              <w:top w:type="dxa" w:w="70"/>
+              <w:left w:type="dxa" w:w="110"/>
+              <w:bottom w:type="dxa" w:w="70"/>
+              <w:right w:type="dxa" w:w="110"/>
+            </w:tcMar>
+          </w:tcPr>
+          <w:p>
+            <w:pPr>
+              <w:spacing w:after="0"/>
+            </w:pPr>
+            <w:r>
+              <w:rPr>
+                <w:sz w:val="19"/>
+                <w:szCs w:val="19"/>
+              </w:rPr>
+              <w:t xml:space="preserve">Paling banyak 6 pasangan misi + level dengan akurasi di bawah 70% (minimal 5 jawaban) atau yang </w:t>
+            </w:r>
+            <w:r>
+              <w:rPr>
+                <w:b/>
+                <w:bCs/>
+                <w:sz w:val="19"/>
+                <w:szCs w:val="19"/>
+              </w:rPr>
+              <w:t xml:space="preserve">2× atau lebih belum lulus</w:t>
+            </w:r>
+            <w:r>
+              <w:rPr>
+                <w:sz w:val="19"/>
+                <w:szCs w:val="19"/>
+              </w:rPr>
+              <w:t xml:space="preserve">, diurutkan dari yang paling sulit. Batang hijau ≥ 75%, kuning 60–74%, merah &lt; 60%.</w:t>
+            </w:r>
+          </w:p>
+        </w:tc>
+        <w:tc>
+          <w:tcPr>
+            <w:tcW w:type="dxa" w:w="3118"/>
+            <w:tcMar>
+              <w:top w:type="dxa" w:w="70"/>
+              <w:left w:type="dxa" w:w="110"/>
+              <w:bottom w:type="dxa" w:w="70"/>
+              <w:right w:type="dxa" w:w="110"/>
+            </w:tcMar>
+          </w:tcPr>
+          <w:p>
+            <w:pPr>
+              <w:spacing w:after="0"/>
+            </w:pPr>
+            <w:r>
+              <w:rPr>
+                <w:sz w:val="19"/>
+                <w:szCs w:val="19"/>
+              </w:rPr>
+              <w:t xml:space="preserve">Label </w:t>
+            </w:r>
+            <w:r>
+              <w:rPr>
+                <w:b/>
+                <w:bCs/>
+                <w:sz w:val="19"/>
+                <w:szCs w:val="19"/>
+              </w:rPr>
+              <w:t xml:space="preserve">masih tersangkut</w:t>
+            </w:r>
+            <w:r>
+              <w:rPr>
+                <w:sz w:val="19"/>
+                <w:szCs w:val="19"/>
+              </w:rPr>
+              <w:t xml:space="preserve"> = level itu belum lulus sampai sekarang; </w:t>
+            </w:r>
+            <w:r>
+              <w:rPr>
+                <w:b/>
+                <w:bCs/>
+                <w:sz w:val="19"/>
+                <w:szCs w:val="19"/>
+              </w:rPr>
+              <w:t xml:space="preserve">sudah lulus</w:t>
+            </w:r>
+            <w:r>
+              <w:rPr>
+                <w:sz w:val="19"/>
+                <w:szCs w:val="19"/>
+              </w:rPr>
+              <w:t xml:space="preserve"> = sempat gagal, tetapi akhirnya lulus.</w:t>
+            </w:r>
+          </w:p>
+        </w:tc>
+      </w:tr>
+      <w:tr>
+        <w:trPr>
+          <w:cantSplit/>
+        </w:trPr>
+        <w:tc>
+          <w:tcPr>
+            <w:tcW w:type="dxa" w:w="2551"/>
+            <w:shd w:fill="F6F8FB" w:color="auto" w:val="clear"/>
+            <w:tcMar>
+              <w:top w:type="dxa" w:w="70"/>
+              <w:left w:type="dxa" w:w="110"/>
+              <w:bottom w:type="dxa" w:w="70"/>
+              <w:right w:type="dxa" w:w="110"/>
+            </w:tcMar>
+          </w:tcPr>
+          <w:p>
+            <w:pPr>
+              <w:spacing w:after="0"/>
+            </w:pPr>
+            <w:r>
+              <w:rPr>
+                <w:b/>
+                <w:bCs/>
+                <w:sz w:val="19"/>
+                <w:szCs w:val="19"/>
+              </w:rPr>
+              <w:t xml:space="preserve">Pos/jurus di Pos Tes &amp; Simulasi TKA</w:t>
+            </w:r>
+          </w:p>
+        </w:tc>
+        <w:tc>
+          <w:tcPr>
+            <w:tcW w:type="dxa" w:w="3969"/>
+            <w:shd w:fill="F6F8FB" w:color="auto" w:val="clear"/>
+            <w:tcMar>
+              <w:top w:type="dxa" w:w="70"/>
+              <w:left w:type="dxa" w:w="110"/>
+              <w:bottom w:type="dxa" w:w="70"/>
+              <w:right w:type="dxa" w:w="110"/>
+            </w:tcMar>
+          </w:tcPr>
+          <w:p>
+            <w:pPr>
+              <w:spacing w:after="0"/>
+            </w:pPr>
+            <w:r>
+              <w:rPr>
+                <w:sz w:val="19"/>
+                <w:szCs w:val="19"/>
+              </w:rPr>
+              <w:t xml:space="preserve">Persen benar per pos/jurus dari 3 hasil terakhir setiap tes, dari yang terlemah. Label </w:t>
+            </w:r>
+            <w:r>
+              <w:rPr>
+                <w:b/>
+                <w:bCs/>
+                <w:sz w:val="19"/>
+                <w:szCs w:val="19"/>
+              </w:rPr>
+              <w:t xml:space="preserve">perlu diperkuat</w:t>
+            </w:r>
+            <w:r>
+              <w:rPr>
+                <w:sz w:val="19"/>
+                <w:szCs w:val="19"/>
+              </w:rPr>
+              <w:t xml:space="preserve"> bila di bawah 60%.</w:t>
+            </w:r>
+          </w:p>
+        </w:tc>
+        <w:tc>
+          <w:tcPr>
+            <w:tcW w:type="dxa" w:w="3118"/>
+            <w:shd w:fill="F6F8FB" w:color="auto" w:val="clear"/>
+            <w:tcMar>
+              <w:top w:type="dxa" w:w="70"/>
+              <w:left w:type="dxa" w:w="110"/>
+              <w:bottom w:type="dxa" w:w="70"/>
+              <w:right w:type="dxa" w:w="110"/>
+            </w:tcMar>
+          </w:tcPr>
+          <w:p>
+            <w:pPr>
+              <w:spacing w:after="0"/>
+            </w:pPr>
+            <w:r>
+              <w:rPr>
+                <w:sz w:val="19"/>
+                <w:szCs w:val="19"/>
+              </w:rPr>
+              <w:t xml:space="preserve">Pos/jurus paling atas adalah materi yang paling perlu diulang sebelum TKA.</w:t>
+            </w:r>
+          </w:p>
+        </w:tc>
+      </w:tr>
+      <w:tr>
+        <w:trPr>
+          <w:cantSplit/>
+        </w:trPr>
+        <w:tc>
+          <w:tcPr>
+            <w:tcW w:type="dxa" w:w="2551"/>
+            <w:tcMar>
+              <w:top w:type="dxa" w:w="70"/>
+              <w:left w:type="dxa" w:w="110"/>
+              <w:bottom w:type="dxa" w:w="70"/>
+              <w:right w:type="dxa" w:w="110"/>
+            </w:tcMar>
+          </w:tcPr>
+          <w:p>
+            <w:pPr>
+              <w:spacing w:after="0"/>
+            </w:pPr>
+            <w:r>
+              <w:rPr>
+                <w:b/>
+                <w:bCs/>
+                <w:sz w:val="19"/>
+                <w:szCs w:val="19"/>
+              </w:rPr>
+              <w:t xml:space="preserve">❌ Soal yang terakhir dijawab salah</w:t>
+            </w:r>
+          </w:p>
+        </w:tc>
+        <w:tc>
+          <w:tcPr>
+            <w:tcW w:type="dxa" w:w="3969"/>
+            <w:tcMar>
+              <w:top w:type="dxa" w:w="70"/>
+              <w:left w:type="dxa" w:w="110"/>
+              <w:bottom w:type="dxa" w:w="70"/>
+              <w:right w:type="dxa" w:w="110"/>
+            </w:tcMar>
+          </w:tcPr>
+          <w:p>
+            <w:pPr>
+              <w:spacing w:after="0"/>
+            </w:pPr>
+            <w:r>
+              <w:rPr>
+                <w:sz w:val="19"/>
+                <w:szCs w:val="19"/>
+              </w:rPr>
+              <w:t xml:space="preserve">10 soal salah terbaru: soal, </w:t>
+            </w:r>
+            <w:r>
+              <w:rPr>
+                <w:b/>
+                <w:bCs/>
+                <w:sz w:val="19"/>
+                <w:szCs w:val="19"/>
+              </w:rPr>
+              <w:t xml:space="preserve">jawaban anak</w:t>
+            </w:r>
+            <w:r>
+              <w:rPr>
+                <w:sz w:val="19"/>
+                <w:szCs w:val="19"/>
+              </w:rPr>
+              <w:t xml:space="preserve">, kunci, dan pembahasan.</w:t>
+            </w:r>
+          </w:p>
+        </w:tc>
+        <w:tc>
+          <w:tcPr>
+            <w:tcW w:type="dxa" w:w="3118"/>
+            <w:tcMar>
+              <w:top w:type="dxa" w:w="70"/>
+              <w:left w:type="dxa" w:w="110"/>
+              <w:bottom w:type="dxa" w:w="70"/>
+              <w:right w:type="dxa" w:w="110"/>
+            </w:tcMar>
+          </w:tcPr>
+          <w:p>
+            <w:pPr>
+              <w:spacing w:after="0"/>
+            </w:pPr>
+            <w:r>
+              <w:rPr>
+                <w:sz w:val="19"/>
+                <w:szCs w:val="19"/>
+              </w:rPr>
+              <w:t xml:space="preserve">Bandingkan jawaban anak dengan kunci untuk melihat pola salahnya, mis. selalu lupa menyederhanakan pecahan.</w:t>
+            </w:r>
+          </w:p>
+        </w:tc>
+      </w:tr>
+    </w:tbl>
+    <w:p>
+      <w:pPr>
+        <w:spacing w:after="120"/>
+      </w:pPr>
+    </w:p>
+    <w:p>
+      <w:pPr>
+        <w:spacing w:after="120"/>
+      </w:pPr>
+      <w:r>
+        <w:t xml:space="preserve">Ketuk satu baris misi untuk membuka soal-soal yang salah di misi itu (level yang sama ditampilkan lebih dulu). Tombol </w:t>
+      </w:r>
+      <w:r>
+        <w:rPr>
+          <w:b/>
+          <w:bCs/>
+        </w:rPr>
+        <w:t xml:space="preserve">📚 Lihat contoh soal &amp; coba level ini</w:t>
+      </w:r>
+      <w:r>
+        <w:t xml:space="preserve"> membuka misi itu di tab </w:t>
+      </w:r>
+      <w:r>
+        <w:rPr>
+          <w:b/>
+          <w:bCs/>
+        </w:rPr>
+        <w:t xml:space="preserve">Materi &amp; Level Soal</w:t>
+      </w:r>
+      <w:r>
+        <w:t xml:space="preserve">.</w:t>
+      </w:r>
+    </w:p>
+    <w:tbl>
+      <w:tblPr>
+        <w:tblW w:type="dxa" w:w="9638"/>
+        <w:tblBorders>
+          <w:top w:val="none" w:color="FFFFFF" w:sz="0"/>
+          <w:left w:val="single" w:color="2F7FD8" w:sz="30"/>
+          <w:bottom w:val="none" w:color="FFFFFF" w:sz="0"/>
+          <w:right w:val="none" w:color="FFFFFF" w:sz="0"/>
+          <w:insideH w:val="none" w:color="FFFFFF" w:sz="0"/>
+          <w:insideV w:val="none" w:color="FFFFFF" w:sz="0"/>
+        </w:tblBorders>
+      </w:tblPr>
+      <w:tblGrid>
+        <w:gridCol w:w="9638"/>
+      </w:tblGrid>
+      <w:tr>
+        <w:trPr>
+          <w:cantSplit/>
+        </w:trPr>
+        <w:tc>
+          <w:tcPr>
+            <w:tcW w:type="dxa" w:w="9638"/>
+            <w:shd w:fill="E8F1FC" w:color="auto" w:val="clear"/>
+            <w:tcMar>
+              <w:top w:type="dxa" w:w="120"/>
+              <w:left w:type="dxa" w:w="200"/>
+              <w:bottom w:type="dxa" w:w="120"/>
+              <w:right w:type="dxa" w:w="160"/>
+            </w:tcMar>
+          </w:tcPr>
+          <w:p>
+            <w:pPr>
+              <w:spacing w:after="40"/>
+            </w:pPr>
+            <w:r>
+              <w:rPr>
+                <w:b/>
+                <w:bCs/>
+                <w:color w:val="2F7FD8"/>
+                <w:sz w:val="20"/>
+                <w:szCs w:val="20"/>
+              </w:rPr>
+              <w:t xml:space="preserve">Catatan data</w:t>
+            </w:r>
+          </w:p>
+          <w:p>
+            <w:pPr>
+              <w:spacing w:after="40"/>
+            </w:pPr>
+            <w:r>
+              <w:rPr>
+                <w:sz w:val="19"/>
+                <w:szCs w:val="19"/>
+              </w:rPr>
+              <w:t xml:space="preserve">Akurasi per level dihitung dari riwayat level, jadi latihan sebelum fitur ini ikut terhitung. Contoh soal yang salah baru dicatat sejak </w:t>
+            </w:r>
+            <w:r>
+              <w:rPr>
+                <w:b/>
+                <w:bCs/>
+                <w:sz w:val="19"/>
+                <w:szCs w:val="19"/>
+              </w:rPr>
+              <w:t xml:space="preserve">18 Oktober 2026</w:t>
+            </w:r>
+            <w:r>
+              <w:rPr>
+                <w:sz w:val="19"/>
+                <w:szCs w:val="19"/>
+              </w:rPr>
+              <w:t xml:space="preserve">: paling banyak 3 soal terbaru per misi dan 30 soal seluruhnya (Pos Tes paling banyak 6 soal per tes). Soal salah dari HP anak ikut tersimpan online, jadi terlihat juga di HP orang tua.</w:t>
+            </w:r>
+          </w:p>
+        </w:tc>
+      </w:tr>
+    </w:tbl>
+    <w:p>
+      <w:pPr>
+        <w:spacing w:after="120"/>
+      </w:pPr>
+    </w:p>
+    <w:p>
+      <w:pPr>
+        <w:pStyle w:val="Heading2"/>
+      </w:pPr>
+      <w:r>
+        <w:t xml:space="preserve">5.3 Target vs kemajuan nyata</w:t>
       </w:r>
     </w:p>
     <w:p>
@@ -11103,7 +11696,7 @@
         <w:pStyle w:val="Heading3"/>
       </w:pPr>
       <w:r>
-        <w:t xml:space="preserve">5.2.1 Catatan 14 hari terakhir</w:t>
+        <w:t xml:space="preserve">5.3.1 Catatan 14 hari terakhir</w:t>
       </w:r>
     </w:p>
     <w:p>
@@ -11914,7 +12507,7 @@
         <w:pStyle w:val="Heading2"/>
       </w:pPr>
       <w:r>
-        <w:t xml:space="preserve">5.3 Pos Tes</w:t>
+        <w:t xml:space="preserve">5.4 Pos Tes</w:t>
       </w:r>
     </w:p>
     <w:tbl>
@@ -12220,7 +12813,7 @@
         <w:pStyle w:val="Heading2"/>
       </w:pPr>
       <w:r>
-        <w:t xml:space="preserve">5.4 Simulasi TKA</w:t>
+        <w:t xml:space="preserve">5.5 Simulasi TKA</w:t>
       </w:r>
     </w:p>
     <w:p>
@@ -12246,7 +12839,7 @@
         <w:pStyle w:val="Heading2"/>
       </w:pPr>
       <w:r>
-        <w:t xml:space="preserve">5.5 Aktivitas terakhir</w:t>
+        <w:t xml:space="preserve">5.6 Aktivitas terakhir</w:t>
       </w:r>
     </w:p>
     <w:p>
@@ -12282,7 +12875,7 @@
         <w:pStyle w:val="Heading2"/>
       </w:pPr>
       <w:r>
-        <w:t xml:space="preserve">5.6 Kemajuan per misi</w:t>
+        <w:t xml:space="preserve">5.7 Kemajuan per misi</w:t>
       </w:r>
     </w:p>
     <w:p>
@@ -15404,7 +15997,7 @@
                 <w:sz w:val="19"/>
                 <w:szCs w:val="19"/>
               </w:rPr>
-              <w:t xml:space="preserve">Dasbor → Perlu latihan tambahan; Kemajuan per misi kolom Hasil</w:t>
+              <w:t xml:space="preserve">Dasbor → 🔍 Di mana anak kesulitan; Kemajuan per misi kolom Hasil</w:t>
             </w:r>
           </w:p>
         </w:tc>
@@ -15427,7 +16020,7 @@
                 <w:sz w:val="19"/>
                 <w:szCs w:val="19"/>
               </w:rPr>
-              <w:t xml:space="preserve">Lihat Contoh di Materi &amp; Level Soal; ajak anak membaca 📖 Pelajari dulu; ulangi level berbintang sedikit.</w:t>
+              <w:t xml:space="preserve">Buka baris misinya untuk melihat soal yang salah dan jawaban anak; lihat Contoh di Materi &amp; Level Soal; ajak anak membaca 📖 Pelajari dulu; ulangi level berbintang sedikit.</w:t>
             </w:r>
           </w:p>
         </w:tc>
@@ -15480,7 +16073,7 @@
                 <w:sz w:val="19"/>
                 <w:szCs w:val="19"/>
               </w:rPr>
-              <w:t xml:space="preserve">Aktivitas terakhir: level sama berulang "belum lulus"</w:t>
+              <w:t xml:space="preserve">🔍 Di mana anak kesulitan: label masih tersangkut; Aktivitas terakhir: level sama berulang "belum lulus"</w:t>
             </w:r>
           </w:p>
         </w:tc>
@@ -15631,7 +16224,7 @@
                 <w:sz w:val="19"/>
                 <w:szCs w:val="19"/>
               </w:rPr>
-              <w:t xml:space="preserve">Dasbor → Pos Tes; layar hasil tabel per materi</w:t>
+              <w:t xml:space="preserve">Dasbor → Pos Tes; 🔍 Di mana anak kesulitan → Pos/jurus</w:t>
             </w:r>
           </w:p>
         </w:tc>

--- a/Panduan_Petualangan_TKA_SD.docx
+++ b/Panduan_Petualangan_TKA_SD.docx
@@ -620,7 +620,7 @@
           <w:bCs w:val="false"/>
           <w:color w:val="33445A"/>
         </w:rPr>
-        <w:t xml:space="preserve">5.2 Di mana anak kesulitan</w:t>
+        <w:t xml:space="preserve">5.2 Laporan untuk keluarga</w:t>
       </w:r>
     </w:p>
     <w:p>
@@ -634,7 +634,7 @@
           <w:bCs w:val="false"/>
           <w:color w:val="33445A"/>
         </w:rPr>
-        <w:t xml:space="preserve">5.3 Target vs kemajuan nyata</w:t>
+        <w:t xml:space="preserve">5.3 Di mana anak kesulitan</w:t>
       </w:r>
     </w:p>
     <w:p>
@@ -648,7 +648,7 @@
           <w:bCs w:val="false"/>
           <w:color w:val="33445A"/>
         </w:rPr>
-        <w:t xml:space="preserve">5.4 Pos Tes</w:t>
+        <w:t xml:space="preserve">5.4 Target vs kemajuan nyata</w:t>
       </w:r>
     </w:p>
     <w:p>
@@ -662,7 +662,7 @@
           <w:bCs w:val="false"/>
           <w:color w:val="33445A"/>
         </w:rPr>
-        <w:t xml:space="preserve">5.5 Simulasi TKA</w:t>
+        <w:t xml:space="preserve">5.5 Pos Tes</w:t>
       </w:r>
     </w:p>
     <w:p>
@@ -676,7 +676,7 @@
           <w:bCs w:val="false"/>
           <w:color w:val="33445A"/>
         </w:rPr>
-        <w:t xml:space="preserve">5.6 Aktivitas terakhir</w:t>
+        <w:t xml:space="preserve">5.6 Simulasi TKA</w:t>
       </w:r>
     </w:p>
     <w:p>
@@ -690,7 +690,21 @@
           <w:bCs w:val="false"/>
           <w:color w:val="33445A"/>
         </w:rPr>
-        <w:t xml:space="preserve">5.7 Kemajuan per misi</w:t>
+        <w:t xml:space="preserve">5.7 Aktivitas terakhir</w:t>
+      </w:r>
+    </w:p>
+    <w:p>
+      <w:pPr>
+        <w:spacing w:after="50" w:before="0"/>
+        <w:ind w:left="360"/>
+      </w:pPr>
+      <w:r>
+        <w:rPr>
+          <w:b w:val="false"/>
+          <w:bCs w:val="false"/>
+          <w:color w:val="33445A"/>
+        </w:rPr>
+        <w:t xml:space="preserve">5.8 Kemajuan per misi</w:t>
       </w:r>
     </w:p>
     <w:p>
@@ -9542,6 +9556,19 @@
         <w:spacing w:after="60"/>
       </w:pPr>
       <w:r>
+        <w:t xml:space="preserve">📲 Laporan untuk keluarga</w:t>
+      </w:r>
+    </w:p>
+    <w:p>
+      <w:pPr>
+        <w:pStyle w:val="ListParagraph"/>
+        <w:numPr>
+          <w:ilvl w:val="0"/>
+          <w:numId w:val="5"/>
+        </w:numPr>
+        <w:spacing w:after="60"/>
+      </w:pPr>
+      <w:r>
         <w:t xml:space="preserve">🔍 Di mana anak kesulitan</w:t>
       </w:r>
     </w:p>
@@ -10373,7 +10400,631 @@
         <w:pStyle w:val="Heading2"/>
       </w:pPr>
       <w:r>
-        <w:t xml:space="preserve">5.2 Di mana anak kesulitan</w:t>
+        <w:t xml:space="preserve">5.2 Laporan untuk keluarga</w:t>
+      </w:r>
+    </w:p>
+    <w:p>
+      <w:pPr>
+        <w:spacing w:after="120"/>
+      </w:pPr>
+      <w:r>
+        <w:t xml:space="preserve">Kartu </w:t>
+      </w:r>
+      <w:r>
+        <w:rPr>
+          <w:b/>
+          <w:bCs/>
+        </w:rPr>
+        <w:t xml:space="preserve">📲 Laporan untuk keluarga</w:t>
+      </w:r>
+      <w:r>
+        <w:t xml:space="preserve"> menyusun pesan WhatsApp berisi ringkasan dan saran, siap dikirim ke grup keluarga (misalnya untuk ibu atau kakak). Isinya disusun aplikasi dari data anak:</w:t>
+      </w:r>
+    </w:p>
+    <w:tbl>
+      <w:tblPr>
+        <w:tblW w:type="dxa" w:w="9638"/>
+        <w:tblBorders>
+          <w:top w:val="single" w:color="D5DCE6" w:sz="4"/>
+          <w:left w:val="none" w:color="FFFFFF" w:sz="0"/>
+          <w:bottom w:val="single" w:color="D5DCE6" w:sz="4"/>
+          <w:right w:val="none" w:color="FFFFFF" w:sz="0"/>
+          <w:insideH w:val="single" w:color="D5DCE6" w:sz="4"/>
+          <w:insideV w:val="none" w:color="FFFFFF" w:sz="0"/>
+        </w:tblBorders>
+      </w:tblPr>
+      <w:tblGrid>
+        <w:gridCol w:w="2711"/>
+        <w:gridCol w:w="6927"/>
+      </w:tblGrid>
+      <w:tr>
+        <w:trPr>
+          <w:cantSplit/>
+          <w:tblHeader/>
+        </w:trPr>
+        <w:tc>
+          <w:tcPr>
+            <w:tcW w:type="dxa" w:w="2711"/>
+            <w:shd w:fill="1D2A3A" w:color="auto" w:val="clear"/>
+            <w:tcMar>
+              <w:top w:type="dxa" w:w="70"/>
+              <w:left w:type="dxa" w:w="110"/>
+              <w:bottom w:type="dxa" w:w="70"/>
+              <w:right w:type="dxa" w:w="110"/>
+            </w:tcMar>
+          </w:tcPr>
+          <w:p>
+            <w:pPr>
+              <w:spacing w:after="0"/>
+            </w:pPr>
+            <w:r>
+              <w:rPr>
+                <w:b/>
+                <w:bCs/>
+                <w:color w:val="FFFFFF"/>
+                <w:sz w:val="19"/>
+                <w:szCs w:val="19"/>
+              </w:rPr>
+              <w:t xml:space="preserve">Bagian pesan</w:t>
+            </w:r>
+          </w:p>
+        </w:tc>
+        <w:tc>
+          <w:tcPr>
+            <w:tcW w:type="dxa" w:w="6927"/>
+            <w:shd w:fill="1D2A3A" w:color="auto" w:val="clear"/>
+            <w:tcMar>
+              <w:top w:type="dxa" w:w="70"/>
+              <w:left w:type="dxa" w:w="110"/>
+              <w:bottom w:type="dxa" w:w="70"/>
+              <w:right w:type="dxa" w:w="110"/>
+            </w:tcMar>
+          </w:tcPr>
+          <w:p>
+            <w:pPr>
+              <w:spacing w:after="0"/>
+            </w:pPr>
+            <w:r>
+              <w:rPr>
+                <w:b/>
+                <w:bCs/>
+                <w:color w:val="FFFFFF"/>
+                <w:sz w:val="19"/>
+                <w:szCs w:val="19"/>
+              </w:rPr>
+              <w:t xml:space="preserve">Isi</w:t>
+            </w:r>
+          </w:p>
+        </w:tc>
+      </w:tr>
+      <w:tr>
+        <w:trPr>
+          <w:cantSplit/>
+        </w:trPr>
+        <w:tc>
+          <w:tcPr>
+            <w:tcW w:type="dxa" w:w="2711"/>
+            <w:tcMar>
+              <w:top w:type="dxa" w:w="70"/>
+              <w:left w:type="dxa" w:w="110"/>
+              <w:bottom w:type="dxa" w:w="70"/>
+              <w:right w:type="dxa" w:w="110"/>
+            </w:tcMar>
+          </w:tcPr>
+          <w:p>
+            <w:pPr>
+              <w:spacing w:after="0"/>
+            </w:pPr>
+            <w:r>
+              <w:rPr>
+                <w:b/>
+                <w:bCs/>
+                <w:sz w:val="19"/>
+                <w:szCs w:val="19"/>
+              </w:rPr>
+              <w:t xml:space="preserve">Kesimpulan</w:t>
+            </w:r>
+          </w:p>
+        </w:tc>
+        <w:tc>
+          <w:tcPr>
+            <w:tcW w:type="dxa" w:w="6927"/>
+            <w:tcMar>
+              <w:top w:type="dxa" w:w="70"/>
+              <w:left w:type="dxa" w:w="110"/>
+              <w:bottom w:type="dxa" w:w="70"/>
+              <w:right w:type="dxa" w:w="110"/>
+            </w:tcMar>
+          </w:tcPr>
+          <w:p>
+            <w:pPr>
+              <w:spacing w:after="0"/>
+            </w:pPr>
+            <w:r>
+              <w:rPr>
+                <w:sz w:val="19"/>
+                <w:szCs w:val="19"/>
+              </w:rPr>
+              <w:t xml:space="preserve">Satu kalimat: seberapa rutin anak berlatih, mapel yang kuat dan yang perlu didampingi, serta status jadwal TKA.</w:t>
+            </w:r>
+          </w:p>
+        </w:tc>
+      </w:tr>
+      <w:tr>
+        <w:trPr>
+          <w:cantSplit/>
+        </w:trPr>
+        <w:tc>
+          <w:tcPr>
+            <w:tcW w:type="dxa" w:w="2711"/>
+            <w:shd w:fill="F6F8FB" w:color="auto" w:val="clear"/>
+            <w:tcMar>
+              <w:top w:type="dxa" w:w="70"/>
+              <w:left w:type="dxa" w:w="110"/>
+              <w:bottom w:type="dxa" w:w="70"/>
+              <w:right w:type="dxa" w:w="110"/>
+            </w:tcMar>
+          </w:tcPr>
+          <w:p>
+            <w:pPr>
+              <w:spacing w:after="0"/>
+            </w:pPr>
+            <w:r>
+              <w:rPr>
+                <w:b/>
+                <w:bCs/>
+                <w:sz w:val="19"/>
+                <w:szCs w:val="19"/>
+              </w:rPr>
+              <w:t xml:space="preserve">📊 Gambaran keseluruhan</w:t>
+            </w:r>
+          </w:p>
+        </w:tc>
+        <w:tc>
+          <w:tcPr>
+            <w:tcW w:type="dxa" w:w="6927"/>
+            <w:shd w:fill="F6F8FB" w:color="auto" w:val="clear"/>
+            <w:tcMar>
+              <w:top w:type="dxa" w:w="70"/>
+              <w:left w:type="dxa" w:w="110"/>
+              <w:bottom w:type="dxa" w:w="70"/>
+              <w:right w:type="dxa" w:w="110"/>
+            </w:tcMar>
+          </w:tcPr>
+          <w:p>
+            <w:pPr>
+              <w:spacing w:after="0"/>
+            </w:pPr>
+            <w:r>
+              <w:rPr>
+                <w:sz w:val="19"/>
+                <w:szCs w:val="19"/>
+              </w:rPr>
+              <w:t xml:space="preserve">Sejak mulai: jumlah soal, persen benar, waktu mengerjakan soal, dan per mapel level yang lulus serta misi yang selesai.</w:t>
+            </w:r>
+          </w:p>
+        </w:tc>
+      </w:tr>
+      <w:tr>
+        <w:trPr>
+          <w:cantSplit/>
+        </w:trPr>
+        <w:tc>
+          <w:tcPr>
+            <w:tcW w:type="dxa" w:w="2711"/>
+            <w:tcMar>
+              <w:top w:type="dxa" w:w="70"/>
+              <w:left w:type="dxa" w:w="110"/>
+              <w:bottom w:type="dxa" w:w="70"/>
+              <w:right w:type="dxa" w:w="110"/>
+            </w:tcMar>
+          </w:tcPr>
+          <w:p>
+            <w:pPr>
+              <w:spacing w:after="0"/>
+            </w:pPr>
+            <w:r>
+              <w:rPr>
+                <w:b/>
+                <w:bCs/>
+                <w:sz w:val="19"/>
+                <w:szCs w:val="19"/>
+              </w:rPr>
+              <w:t xml:space="preserve">🗓️ Minggu ini</w:t>
+            </w:r>
+          </w:p>
+        </w:tc>
+        <w:tc>
+          <w:tcPr>
+            <w:tcW w:type="dxa" w:w="6927"/>
+            <w:tcMar>
+              <w:top w:type="dxa" w:w="70"/>
+              <w:left w:type="dxa" w:w="110"/>
+              <w:bottom w:type="dxa" w:w="70"/>
+              <w:right w:type="dxa" w:w="110"/>
+            </w:tcMar>
+          </w:tcPr>
+          <w:p>
+            <w:pPr>
+              <w:spacing w:after="0"/>
+            </w:pPr>
+            <w:r>
+              <w:rPr>
+                <w:sz w:val="19"/>
+                <w:szCs w:val="19"/>
+              </w:rPr>
+              <w:t xml:space="preserve">7 hari terakhir: hari belajar, hari berturut-turut, target harian tercapai, soal dan level lulus, waktu mengerjakan soal level per hari.</w:t>
+            </w:r>
+          </w:p>
+        </w:tc>
+      </w:tr>
+      <w:tr>
+        <w:trPr>
+          <w:cantSplit/>
+        </w:trPr>
+        <w:tc>
+          <w:tcPr>
+            <w:tcW w:type="dxa" w:w="2711"/>
+            <w:shd w:fill="F6F8FB" w:color="auto" w:val="clear"/>
+            <w:tcMar>
+              <w:top w:type="dxa" w:w="70"/>
+              <w:left w:type="dxa" w:w="110"/>
+              <w:bottom w:type="dxa" w:w="70"/>
+              <w:right w:type="dxa" w:w="110"/>
+            </w:tcMar>
+          </w:tcPr>
+          <w:p>
+            <w:pPr>
+              <w:spacing w:after="0"/>
+            </w:pPr>
+            <w:r>
+              <w:rPr>
+                <w:b/>
+                <w:bCs/>
+                <w:sz w:val="19"/>
+                <w:szCs w:val="19"/>
+              </w:rPr>
+              <w:t xml:space="preserve">🎯 Menuju TKA</w:t>
+            </w:r>
+          </w:p>
+        </w:tc>
+        <w:tc>
+          <w:tcPr>
+            <w:tcW w:type="dxa" w:w="6927"/>
+            <w:shd w:fill="F6F8FB" w:color="auto" w:val="clear"/>
+            <w:tcMar>
+              <w:top w:type="dxa" w:w="70"/>
+              <w:left w:type="dxa" w:w="110"/>
+              <w:bottom w:type="dxa" w:w="70"/>
+              <w:right w:type="dxa" w:w="110"/>
+            </w:tcMar>
+          </w:tcPr>
+          <w:p>
+            <w:pPr>
+              <w:spacing w:after="0"/>
+            </w:pPr>
+            <w:r>
+              <w:rPr>
+                <w:sz w:val="19"/>
+                <w:szCs w:val="19"/>
+              </w:rPr>
+              <w:t xml:space="preserve">H-…, level Matematika &amp; Bahasa Indonesia yang lulus, status jadwal, dan Simulasi TKA.</w:t>
+            </w:r>
+          </w:p>
+        </w:tc>
+      </w:tr>
+      <w:tr>
+        <w:trPr>
+          <w:cantSplit/>
+        </w:trPr>
+        <w:tc>
+          <w:tcPr>
+            <w:tcW w:type="dxa" w:w="2711"/>
+            <w:tcMar>
+              <w:top w:type="dxa" w:w="70"/>
+              <w:left w:type="dxa" w:w="110"/>
+              <w:bottom w:type="dxa" w:w="70"/>
+              <w:right w:type="dxa" w:w="110"/>
+            </w:tcMar>
+          </w:tcPr>
+          <w:p>
+            <w:pPr>
+              <w:spacing w:after="0"/>
+            </w:pPr>
+            <w:r>
+              <w:rPr>
+                <w:b/>
+                <w:bCs/>
+                <w:sz w:val="19"/>
+                <w:szCs w:val="19"/>
+              </w:rPr>
+              <w:t xml:space="preserve">👏 Sudah dikuasai</w:t>
+            </w:r>
+          </w:p>
+        </w:tc>
+        <w:tc>
+          <w:tcPr>
+            <w:tcW w:type="dxa" w:w="6927"/>
+            <w:tcMar>
+              <w:top w:type="dxa" w:w="70"/>
+              <w:left w:type="dxa" w:w="110"/>
+              <w:bottom w:type="dxa" w:w="70"/>
+              <w:right w:type="dxa" w:w="110"/>
+            </w:tcMar>
+          </w:tcPr>
+          <w:p>
+            <w:pPr>
+              <w:spacing w:after="0"/>
+            </w:pPr>
+            <w:r>
+              <w:rPr>
+                <w:sz w:val="19"/>
+                <w:szCs w:val="19"/>
+              </w:rPr>
+              <w:t xml:space="preserve">Misi yang selesai minggu ini dan misi dengan 85% benar ke atas.</w:t>
+            </w:r>
+          </w:p>
+        </w:tc>
+      </w:tr>
+      <w:tr>
+        <w:trPr>
+          <w:cantSplit/>
+        </w:trPr>
+        <w:tc>
+          <w:tcPr>
+            <w:tcW w:type="dxa" w:w="2711"/>
+            <w:shd w:fill="F6F8FB" w:color="auto" w:val="clear"/>
+            <w:tcMar>
+              <w:top w:type="dxa" w:w="70"/>
+              <w:left w:type="dxa" w:w="110"/>
+              <w:bottom w:type="dxa" w:w="70"/>
+              <w:right w:type="dxa" w:w="110"/>
+            </w:tcMar>
+          </w:tcPr>
+          <w:p>
+            <w:pPr>
+              <w:spacing w:after="0"/>
+            </w:pPr>
+            <w:r>
+              <w:rPr>
+                <w:b/>
+                <w:bCs/>
+                <w:sz w:val="19"/>
+                <w:szCs w:val="19"/>
+              </w:rPr>
+              <w:t xml:space="preserve">🧩 Perlu bantuan</w:t>
+            </w:r>
+          </w:p>
+        </w:tc>
+        <w:tc>
+          <w:tcPr>
+            <w:tcW w:type="dxa" w:w="6927"/>
+            <w:shd w:fill="F6F8FB" w:color="auto" w:val="clear"/>
+            <w:tcMar>
+              <w:top w:type="dxa" w:w="70"/>
+              <w:left w:type="dxa" w:w="110"/>
+              <w:bottom w:type="dxa" w:w="70"/>
+              <w:right w:type="dxa" w:w="110"/>
+            </w:tcMar>
+          </w:tcPr>
+          <w:p>
+            <w:pPr>
+              <w:spacing w:after="0"/>
+            </w:pPr>
+            <w:r>
+              <w:rPr>
+                <w:sz w:val="19"/>
+                <w:szCs w:val="19"/>
+              </w:rPr>
+              <w:t xml:space="preserve">Level yang masih tertahan, misi di bawah 65% benar, selisih antar-mapel, tanda menebak, dan kesulitan yang sudah teratasi.</w:t>
+            </w:r>
+          </w:p>
+        </w:tc>
+      </w:tr>
+      <w:tr>
+        <w:trPr>
+          <w:cantSplit/>
+        </w:trPr>
+        <w:tc>
+          <w:tcPr>
+            <w:tcW w:type="dxa" w:w="2711"/>
+            <w:tcMar>
+              <w:top w:type="dxa" w:w="70"/>
+              <w:left w:type="dxa" w:w="110"/>
+              <w:bottom w:type="dxa" w:w="70"/>
+              <w:right w:type="dxa" w:w="110"/>
+            </w:tcMar>
+          </w:tcPr>
+          <w:p>
+            <w:pPr>
+              <w:spacing w:after="0"/>
+            </w:pPr>
+            <w:r>
+              <w:rPr>
+                <w:b/>
+                <w:bCs/>
+                <w:sz w:val="19"/>
+                <w:szCs w:val="19"/>
+              </w:rPr>
+              <w:t xml:space="preserve">💡 Saran minggu ini</w:t>
+            </w:r>
+          </w:p>
+        </w:tc>
+        <w:tc>
+          <w:tcPr>
+            <w:tcW w:type="dxa" w:w="6927"/>
+            <w:tcMar>
+              <w:top w:type="dxa" w:w="70"/>
+              <w:left w:type="dxa" w:w="110"/>
+              <w:bottom w:type="dxa" w:w="70"/>
+              <w:right w:type="dxa" w:w="110"/>
+            </w:tcMar>
+          </w:tcPr>
+          <w:p>
+            <w:pPr>
+              <w:spacing w:after="0"/>
+            </w:pPr>
+            <w:r>
+              <w:rPr>
+                <w:sz w:val="19"/>
+                <w:szCs w:val="19"/>
+              </w:rPr>
+              <w:t xml:space="preserve">Paling banyak 4 saran ditambah ajakan memuji anak di grup.</w:t>
+            </w:r>
+          </w:p>
+        </w:tc>
+      </w:tr>
+    </w:tbl>
+    <w:p>
+      <w:pPr>
+        <w:spacing w:after="120"/>
+      </w:pPr>
+    </w:p>
+    <w:p>
+      <w:pPr>
+        <w:spacing w:after="120"/>
+      </w:pPr>
+      <w:r>
+        <w:t xml:space="preserve">Ketuk </w:t>
+      </w:r>
+      <w:r>
+        <w:rPr>
+          <w:b/>
+          <w:bCs/>
+        </w:rPr>
+        <w:t xml:space="preserve">Lihat &amp; ubah isi pesan</w:t>
+      </w:r>
+      <w:r>
+        <w:t xml:space="preserve"> untuk membaca atau mengubah teksnya (mis. mengganti nama panggilan anak). </w:t>
+      </w:r>
+      <w:r>
+        <w:rPr>
+          <w:b/>
+          <w:bCs/>
+        </w:rPr>
+        <w:t xml:space="preserve">💬 Kirim via WhatsApp</w:t>
+      </w:r>
+      <w:r>
+        <w:t xml:space="preserve"> membuka WhatsApp; pilih grup keluarga lalu kirim. </w:t>
+      </w:r>
+      <w:r>
+        <w:rPr>
+          <w:b/>
+          <w:bCs/>
+        </w:rPr>
+        <w:t xml:space="preserve">📤 Bagikan…</w:t>
+      </w:r>
+      <w:r>
+        <w:t xml:space="preserve"> memakai menu bagikan HP, </w:t>
+      </w:r>
+      <w:r>
+        <w:rPr>
+          <w:b/>
+          <w:bCs/>
+        </w:rPr>
+        <w:t xml:space="preserve">📋 Salin teks</w:t>
+      </w:r>
+      <w:r>
+        <w:t xml:space="preserve"> menyalin teks untuk ditempel di mana saja. Tombol </w:t>
+      </w:r>
+      <w:r>
+        <w:rPr>
+          <w:b/>
+          <w:bCs/>
+        </w:rPr>
+        <w:t xml:space="preserve">↺ Susun ulang</w:t>
+      </w:r>
+      <w:r>
+        <w:t xml:space="preserve"> mengembalikan teks dari data terbaru.</w:t>
+      </w:r>
+    </w:p>
+    <w:tbl>
+      <w:tblPr>
+        <w:tblW w:type="dxa" w:w="9638"/>
+        <w:tblBorders>
+          <w:top w:val="none" w:color="FFFFFF" w:sz="0"/>
+          <w:left w:val="single" w:color="C98A12" w:sz="30"/>
+          <w:bottom w:val="none" w:color="FFFFFF" w:sz="0"/>
+          <w:right w:val="none" w:color="FFFFFF" w:sz="0"/>
+          <w:insideH w:val="none" w:color="FFFFFF" w:sz="0"/>
+          <w:insideV w:val="none" w:color="FFFFFF" w:sz="0"/>
+        </w:tblBorders>
+      </w:tblPr>
+      <w:tblGrid>
+        <w:gridCol w:w="9638"/>
+      </w:tblGrid>
+      <w:tr>
+        <w:trPr>
+          <w:cantSplit/>
+        </w:trPr>
+        <w:tc>
+          <w:tcPr>
+            <w:tcW w:type="dxa" w:w="9638"/>
+            <w:shd w:fill="FDF4E1" w:color="auto" w:val="clear"/>
+            <w:tcMar>
+              <w:top w:type="dxa" w:w="120"/>
+              <w:left w:type="dxa" w:w="200"/>
+              <w:bottom w:type="dxa" w:w="120"/>
+              <w:right w:type="dxa" w:w="160"/>
+            </w:tcMar>
+          </w:tcPr>
+          <w:p>
+            <w:pPr>
+              <w:spacing w:after="40"/>
+            </w:pPr>
+            <w:r>
+              <w:rPr>
+                <w:b/>
+                <w:bCs/>
+                <w:color w:val="C98A12"/>
+                <w:sz w:val="20"/>
+                <w:szCs w:val="20"/>
+              </w:rPr>
+              <w:t xml:space="preserve">Kode Anak tidak ikut dikirim</w:t>
+            </w:r>
+          </w:p>
+          <w:p>
+            <w:pPr>
+              <w:spacing w:after="40"/>
+            </w:pPr>
+            <w:r>
+              <w:rPr>
+                <w:sz w:val="19"/>
+                <w:szCs w:val="19"/>
+              </w:rPr>
+              <w:t xml:space="preserve">Pesan ini sengaja tidak memuat Kode Anak. Siapa pun yang memegang kode itu bisa mengubah kemajuan anak. Bila anggota keluarga lain ingin memantau sendiri, masukkan kodenya langsung di HP mereka (</w:t>
+            </w:r>
+            <w:r>
+              <w:rPr>
+                <w:b/>
+                <w:bCs/>
+                <w:sz w:val="19"/>
+                <w:szCs w:val="19"/>
+              </w:rPr>
+              <w:t xml:space="preserve">Pengaturan → Sudah punya Kode Anak?</w:t>
+            </w:r>
+            <w:r>
+              <w:rPr>
+                <w:sz w:val="19"/>
+                <w:szCs w:val="19"/>
+              </w:rPr>
+              <w:t xml:space="preserve">).</w:t>
+            </w:r>
+          </w:p>
+        </w:tc>
+      </w:tr>
+    </w:tbl>
+    <w:p>
+      <w:pPr>
+        <w:spacing w:after="120"/>
+      </w:pPr>
+    </w:p>
+    <w:p>
+      <w:pPr>
+        <w:pStyle w:val="Heading2"/>
+      </w:pPr>
+      <w:r>
+        <w:t xml:space="preserve">5.3 Di mana anak kesulitan</w:t>
       </w:r>
     </w:p>
     <w:p>
@@ -10939,7 +11590,7 @@
         <w:pStyle w:val="Heading2"/>
       </w:pPr>
       <w:r>
-        <w:t xml:space="preserve">5.3 Target vs kemajuan nyata</w:t>
+        <w:t xml:space="preserve">5.4 Target vs kemajuan nyata</w:t>
       </w:r>
     </w:p>
     <w:p>
@@ -11696,7 +12347,7 @@
         <w:pStyle w:val="Heading3"/>
       </w:pPr>
       <w:r>
-        <w:t xml:space="preserve">5.3.1 Catatan 14 hari terakhir</w:t>
+        <w:t xml:space="preserve">5.4.1 Catatan 14 hari terakhir</w:t>
       </w:r>
     </w:p>
     <w:p>
@@ -12507,7 +13158,7 @@
         <w:pStyle w:val="Heading2"/>
       </w:pPr>
       <w:r>
-        <w:t xml:space="preserve">5.4 Pos Tes</w:t>
+        <w:t xml:space="preserve">5.5 Pos Tes</w:t>
       </w:r>
     </w:p>
     <w:tbl>
@@ -12813,7 +13464,7 @@
         <w:pStyle w:val="Heading2"/>
       </w:pPr>
       <w:r>
-        <w:t xml:space="preserve">5.5 Simulasi TKA</w:t>
+        <w:t xml:space="preserve">5.6 Simulasi TKA</w:t>
       </w:r>
     </w:p>
     <w:p>
@@ -12839,7 +13490,7 @@
         <w:pStyle w:val="Heading2"/>
       </w:pPr>
       <w:r>
-        <w:t xml:space="preserve">5.6 Aktivitas terakhir</w:t>
+        <w:t xml:space="preserve">5.7 Aktivitas terakhir</w:t>
       </w:r>
     </w:p>
     <w:p>
@@ -12875,7 +13526,7 @@
         <w:pStyle w:val="Heading2"/>
       </w:pPr>
       <w:r>
-        <w:t xml:space="preserve">5.7 Kemajuan per misi</w:t>
+        <w:t xml:space="preserve">5.8 Kemajuan per misi</w:t>
       </w:r>
     </w:p>
     <w:p>

--- a/Panduan_Petualangan_TKA_SD.docx
+++ b/Panduan_Petualangan_TKA_SD.docx
@@ -11574,7 +11574,7 @@
                 <w:sz w:val="19"/>
                 <w:szCs w:val="19"/>
               </w:rPr>
-              <w:t xml:space="preserve">: paling banyak 3 soal terbaru per misi dan 30 soal seluruhnya (Pos Tes paling banyak 6 soal per tes). Soal salah dari HP anak ikut tersimpan online, jadi terlihat juga di HP orang tua.</w:t>
+              <w:t xml:space="preserve">: paling banyak 10 soal terbaru per misi dan 80 soal seluruhnya (Pos Tes paling banyak 6 soal per tes). Soal salah dari HP anak ikut tersimpan online, jadi terlihat juga di HP orang tua.</w:t>
             </w:r>
           </w:p>
         </w:tc>

--- a/Panduan_Petualangan_TKA_SD.docx
+++ b/Panduan_Petualangan_TKA_SD.docx
@@ -8797,7 +8797,17 @@
         <w:t xml:space="preserve">tabungan</w:t>
       </w:r>
       <w:r>
-        <w:t xml:space="preserve"> dan anak boleh memilih cara memakainya:</w:t>
+        <w:t xml:space="preserve">. Bawaannya semua hari </w:t>
+      </w:r>
+      <w:r>
+        <w:rPr>
+          <w:b/>
+          <w:bCs/>
+        </w:rPr>
+        <w:t xml:space="preserve">normal</w:t>
+      </w:r>
+      <w:r>
+        <w:t xml:space="preserve"> sesuai rencana. Anak memilih salah satu tombol, lalu mengetuk tanggal dalam 14 hari ke depan:</w:t>
       </w:r>
     </w:p>
     <w:p>
@@ -8817,7 +8827,7 @@
         <w:t xml:space="preserve">🌴 Ringankan &amp; boleh libur</w:t>
       </w:r>
       <w:r>
-        <w:t xml:space="preserve"> (bawaan): target harian berikutnya ikut ringan, dan anak bisa memilih </w:t>
+        <w:t xml:space="preserve">: tanggal yang diketuk menjadi </w:t>
       </w:r>
       <w:r>
         <w:rPr>
@@ -8827,7 +8837,7 @@
         <w:t xml:space="preserve">hari libur</w:t>
       </w:r>
       <w:r>
-        <w:t xml:space="preserve"> dalam 14 hari ke depan (ketuk tanggalnya; ketuk lagi untuk membatalkan). Aplikasi memberi tahu tabungannya cukup untuk berapa hari libur; bila libur lebih banyak dari tabungan, target hari lain sedikit naik.</w:t>
+        <w:t xml:space="preserve"> (🌴). Ketuk lagi untuk membatalkan. Aplikasi memberi tahu tabungannya cukup untuk berapa hari libur; bila libur lebih banyak dari tabungan, target hari lain sedikit naik.</w:t>
       </w:r>
     </w:p>
     <w:p>
@@ -8847,7 +8857,37 @@
         <w:t xml:space="preserve">🚀 Percepat selesai</w:t>
       </w:r>
       <w:r>
-        <w:t xml:space="preserve">: target harian tetap seperti awal, sehingga materi selesai lebih cepat dan waktu mengulang lebih banyak.</w:t>
+        <w:t xml:space="preserve">: hari libur pilihan yang diketuk kembali </w:t>
+      </w:r>
+      <w:r>
+        <w:rPr>
+          <w:b/>
+          <w:bCs/>
+        </w:rPr>
+        <w:t xml:space="preserve">normal</w:t>
+      </w:r>
+      <w:r>
+        <w:t xml:space="preserve">. Hari normal yang diketuk menjadi </w:t>
+      </w:r>
+      <w:r>
+        <w:rPr>
+          <w:b/>
+          <w:bCs/>
+        </w:rPr>
+        <w:t xml:space="preserve">hari cepat</w:t>
+      </w:r>
+      <w:r>
+        <w:t xml:space="preserve"> (🚀) dengan tambahan </w:t>
+      </w:r>
+      <w:r>
+        <w:rPr>
+          <w:b/>
+          <w:bCs/>
+        </w:rPr>
+        <w:t xml:space="preserve">1 level TKA dan 1 level Bahasa Inggris</w:t>
+      </w:r>
+      <w:r>
+        <w:t xml:space="preserve">, sehingga materi selesai lebih cepat. Ketuk lagi untuk mengembalikannya ke normal.</w:t>
       </w:r>
     </w:p>
     <w:p>
@@ -9217,7 +9257,7 @@
                 <w:sz w:val="19"/>
                 <w:szCs w:val="19"/>
               </w:rPr>
-              <w:t xml:space="preserve">😌</w:t>
+              <w:t xml:space="preserve">🚀</w:t>
             </w:r>
           </w:p>
         </w:tc>
@@ -9241,58 +9281,58 @@
                 <w:sz w:val="19"/>
                 <w:szCs w:val="19"/>
               </w:rPr>
+              <w:t xml:space="preserve">Hari cepat pilihan anak: +1 level TKA dan +1 level Bahasa Inggris.</w:t>
+            </w:r>
+          </w:p>
+        </w:tc>
+      </w:tr>
+      <w:tr>
+        <w:trPr>
+          <w:cantSplit/>
+        </w:trPr>
+        <w:tc>
+          <w:tcPr>
+            <w:tcW w:type="dxa" w:w="2410"/>
+            <w:tcMar>
+              <w:top w:type="dxa" w:w="70"/>
+              <w:left w:type="dxa" w:w="110"/>
+              <w:bottom w:type="dxa" w:w="70"/>
+              <w:right w:type="dxa" w:w="110"/>
+            </w:tcMar>
+          </w:tcPr>
+          <w:p>
+            <w:pPr>
+              <w:spacing w:after="0"/>
+            </w:pPr>
+            <w:r>
+              <w:rPr>
+                <w:sz w:val="19"/>
+                <w:szCs w:val="19"/>
+              </w:rPr>
+              <w:t xml:space="preserve">😌</w:t>
+            </w:r>
+          </w:p>
+        </w:tc>
+        <w:tc>
+          <w:tcPr>
+            <w:tcW w:type="dxa" w:w="7228"/>
+            <w:tcMar>
+              <w:top w:type="dxa" w:w="70"/>
+              <w:left w:type="dxa" w:w="110"/>
+              <w:bottom w:type="dxa" w:w="70"/>
+              <w:right w:type="dxa" w:w="110"/>
+            </w:tcMar>
+          </w:tcPr>
+          <w:p>
+            <w:pPr>
+              <w:spacing w:after="0"/>
+            </w:pPr>
+            <w:r>
+              <w:rPr>
+                <w:sz w:val="19"/>
+                <w:szCs w:val="19"/>
+              </w:rPr>
               <w:t xml:space="preserve">Rehat H-1 sebelum TKA.</w:t>
-            </w:r>
-          </w:p>
-        </w:tc>
-      </w:tr>
-      <w:tr>
-        <w:trPr>
-          <w:cantSplit/>
-        </w:trPr>
-        <w:tc>
-          <w:tcPr>
-            <w:tcW w:type="dxa" w:w="2410"/>
-            <w:tcMar>
-              <w:top w:type="dxa" w:w="70"/>
-              <w:left w:type="dxa" w:w="110"/>
-              <w:bottom w:type="dxa" w:w="70"/>
-              <w:right w:type="dxa" w:w="110"/>
-            </w:tcMar>
-          </w:tcPr>
-          <w:p>
-            <w:pPr>
-              <w:spacing w:after="0"/>
-            </w:pPr>
-            <w:r>
-              <w:rPr>
-                <w:sz w:val="19"/>
-                <w:szCs w:val="19"/>
-              </w:rPr>
-              <w:t xml:space="preserve">🏁</w:t>
-            </w:r>
-          </w:p>
-        </w:tc>
-        <w:tc>
-          <w:tcPr>
-            <w:tcW w:type="dxa" w:w="7228"/>
-            <w:tcMar>
-              <w:top w:type="dxa" w:w="70"/>
-              <w:left w:type="dxa" w:w="110"/>
-              <w:bottom w:type="dxa" w:w="70"/>
-              <w:right w:type="dxa" w:w="110"/>
-            </w:tcMar>
-          </w:tcPr>
-          <w:p>
-            <w:pPr>
-              <w:spacing w:after="0"/>
-            </w:pPr>
-            <w:r>
-              <w:rPr>
-                <w:sz w:val="19"/>
-                <w:szCs w:val="19"/>
-              </w:rPr>
-              <w:t xml:space="preserve">Hari TKA.</w:t>
             </w:r>
           </w:p>
         </w:tc>
@@ -9321,7 +9361,7 @@
                 <w:sz w:val="19"/>
                 <w:szCs w:val="19"/>
               </w:rPr>
-              <w:t xml:space="preserve">🎉</w:t>
+              <w:t xml:space="preserve">🏁</w:t>
             </w:r>
           </w:p>
         </w:tc>
@@ -9345,58 +9385,58 @@
                 <w:sz w:val="19"/>
                 <w:szCs w:val="19"/>
               </w:rPr>
+              <w:t xml:space="preserve">Hari TKA.</w:t>
+            </w:r>
+          </w:p>
+        </w:tc>
+      </w:tr>
+      <w:tr>
+        <w:trPr>
+          <w:cantSplit/>
+        </w:trPr>
+        <w:tc>
+          <w:tcPr>
+            <w:tcW w:type="dxa" w:w="2410"/>
+            <w:tcMar>
+              <w:top w:type="dxa" w:w="70"/>
+              <w:left w:type="dxa" w:w="110"/>
+              <w:bottom w:type="dxa" w:w="70"/>
+              <w:right w:type="dxa" w:w="110"/>
+            </w:tcMar>
+          </w:tcPr>
+          <w:p>
+            <w:pPr>
+              <w:spacing w:after="0"/>
+            </w:pPr>
+            <w:r>
+              <w:rPr>
+                <w:sz w:val="19"/>
+                <w:szCs w:val="19"/>
+              </w:rPr>
+              <w:t xml:space="preserve">🎉</w:t>
+            </w:r>
+          </w:p>
+        </w:tc>
+        <w:tc>
+          <w:tcPr>
+            <w:tcW w:type="dxa" w:w="7228"/>
+            <w:tcMar>
+              <w:top w:type="dxa" w:w="70"/>
+              <w:left w:type="dxa" w:w="110"/>
+              <w:bottom w:type="dxa" w:w="70"/>
+              <w:right w:type="dxa" w:w="110"/>
+            </w:tcMar>
+          </w:tcPr>
+          <w:p>
+            <w:pPr>
+              <w:spacing w:after="0"/>
+            </w:pPr>
+            <w:r>
+              <w:rPr>
+                <w:sz w:val="19"/>
+                <w:szCs w:val="19"/>
+              </w:rPr>
               <w:t xml:space="preserve">Tidak ada target (sudah tercapai lebih awal).</w:t>
-            </w:r>
-          </w:p>
-        </w:tc>
-      </w:tr>
-      <w:tr>
-        <w:trPr>
-          <w:cantSplit/>
-        </w:trPr>
-        <w:tc>
-          <w:tcPr>
-            <w:tcW w:type="dxa" w:w="2410"/>
-            <w:tcMar>
-              <w:top w:type="dxa" w:w="70"/>
-              <w:left w:type="dxa" w:w="110"/>
-              <w:bottom w:type="dxa" w:w="70"/>
-              <w:right w:type="dxa" w:w="110"/>
-            </w:tcMar>
-          </w:tcPr>
-          <w:p>
-            <w:pPr>
-              <w:spacing w:after="0"/>
-            </w:pPr>
-            <w:r>
-              <w:rPr>
-                <w:sz w:val="19"/>
-                <w:szCs w:val="19"/>
-              </w:rPr>
-              <w:t xml:space="preserve">✅ (hari lalu)</w:t>
-            </w:r>
-          </w:p>
-        </w:tc>
-        <w:tc>
-          <w:tcPr>
-            <w:tcW w:type="dxa" w:w="7228"/>
-            <w:tcMar>
-              <w:top w:type="dxa" w:w="70"/>
-              <w:left w:type="dxa" w:w="110"/>
-              <w:bottom w:type="dxa" w:w="70"/>
-              <w:right w:type="dxa" w:w="110"/>
-            </w:tcMar>
-          </w:tcPr>
-          <w:p>
-            <w:pPr>
-              <w:spacing w:after="0"/>
-            </w:pPr>
-            <w:r>
-              <w:rPr>
-                <w:sz w:val="19"/>
-                <w:szCs w:val="19"/>
-              </w:rPr>
-              <w:t xml:space="preserve">Ada level lulus atau tes dikerjakan.</w:t>
             </w:r>
           </w:p>
         </w:tc>
@@ -9425,7 +9465,7 @@
                 <w:sz w:val="19"/>
                 <w:szCs w:val="19"/>
               </w:rPr>
-              <w:t xml:space="preserve">✖ terlewat (hari lalu)</w:t>
+              <w:t xml:space="preserve">✅ (hari lalu)</w:t>
             </w:r>
           </w:p>
         </w:tc>
@@ -9433,6 +9473,57 @@
           <w:tcPr>
             <w:tcW w:type="dxa" w:w="7228"/>
             <w:shd w:fill="F6F8FB" w:color="auto" w:val="clear"/>
+            <w:tcMar>
+              <w:top w:type="dxa" w:w="70"/>
+              <w:left w:type="dxa" w:w="110"/>
+              <w:bottom w:type="dxa" w:w="70"/>
+              <w:right w:type="dxa" w:w="110"/>
+            </w:tcMar>
+          </w:tcPr>
+          <w:p>
+            <w:pPr>
+              <w:spacing w:after="0"/>
+            </w:pPr>
+            <w:r>
+              <w:rPr>
+                <w:sz w:val="19"/>
+                <w:szCs w:val="19"/>
+              </w:rPr>
+              <w:t xml:space="preserve">Ada level lulus atau tes dikerjakan.</w:t>
+            </w:r>
+          </w:p>
+        </w:tc>
+      </w:tr>
+      <w:tr>
+        <w:trPr>
+          <w:cantSplit/>
+        </w:trPr>
+        <w:tc>
+          <w:tcPr>
+            <w:tcW w:type="dxa" w:w="2410"/>
+            <w:tcMar>
+              <w:top w:type="dxa" w:w="70"/>
+              <w:left w:type="dxa" w:w="110"/>
+              <w:bottom w:type="dxa" w:w="70"/>
+              <w:right w:type="dxa" w:w="110"/>
+            </w:tcMar>
+          </w:tcPr>
+          <w:p>
+            <w:pPr>
+              <w:spacing w:after="0"/>
+            </w:pPr>
+            <w:r>
+              <w:rPr>
+                <w:sz w:val="19"/>
+                <w:szCs w:val="19"/>
+              </w:rPr>
+              <w:t xml:space="preserve">✖ terlewat (hari lalu)</w:t>
+            </w:r>
+          </w:p>
+        </w:tc>
+        <w:tc>
+          <w:tcPr>
+            <w:tcW w:type="dxa" w:w="7228"/>
             <w:tcMar>
               <w:top w:type="dxa" w:w="70"/>
               <w:left w:type="dxa" w:w="110"/>
@@ -12331,7 +12422,7 @@
                 <w:sz w:val="19"/>
                 <w:szCs w:val="19"/>
               </w:rPr>
-              <w:t xml:space="preserve">Target level per hari belajar, perkiraan materi selesai, simulasi tuntas (dari 20), dan mode 🚀 percepat bila dipilih anak.</w:t>
+              <w:t xml:space="preserve">Target level per hari belajar, perkiraan materi selesai, simulasi tuntas (dari 20), dan jumlah hari cepat 🚀 yang dipilih anak.</w:t>
             </w:r>
           </w:p>
         </w:tc>

--- a/Panduan_Petualangan_TKA_SD.docx
+++ b/Panduan_Petualangan_TKA_SD.docx
@@ -13589,7 +13589,7 @@
         <w:spacing w:after="120"/>
       </w:pPr>
       <w:r>
-        <w:t xml:space="preserve">Delapan level terakhir yang dimainkan sampai selesai: waktu, misi, level, lalu hasilnya, mis. </w:t>
+        <w:t xml:space="preserve">Delapan kegiatan terakhir yang dimainkan sampai selesai: waktu, misi, level, lalu hasilnya, mis. </w:t>
       </w:r>
       <w:r>
         <w:rPr>
@@ -13609,7 +13609,37 @@
         <w:t xml:space="preserve">"belum lulus"</w:t>
       </w:r>
       <w:r>
-        <w:t xml:space="preserve">. Jumlah salah mencakup semua putaran, termasuk yang diulang dari nomor 1. Tantangan Harian dan tes tidak tampil di sini.</w:t>
+        <w:t xml:space="preserve">. Jumlah salah mencakup semua putaran, termasuk yang diulang dari nomor 1. Latihan Dengar &amp; Baca Bahasa Inggris juga tampil: </w:t>
+      </w:r>
+      <w:r>
+        <w:rPr>
+          <w:b/>
+          <w:bCs/>
+        </w:rPr>
+        <w:t xml:space="preserve">🎧 Sub level N</w:t>
+      </w:r>
+      <w:r>
+        <w:t xml:space="preserve"> (nilai dan tuntas atau belum), </w:t>
+      </w:r>
+      <w:r>
+        <w:rPr>
+          <w:b/>
+          <w:bCs/>
+        </w:rPr>
+        <w:t xml:space="preserve">🎤 Baca &amp; Koreksi</w:t>
+      </w:r>
+      <w:r>
+        <w:t xml:space="preserve"> (persen kata terbaca tepat), dan </w:t>
+      </w:r>
+      <w:r>
+        <w:rPr>
+          <w:b/>
+          <w:bCs/>
+        </w:rPr>
+        <w:t xml:space="preserve">🎧 Dengarkan teks</w:t>
+      </w:r>
+      <w:r>
+        <w:t xml:space="preserve"> (seluruh teks sudah didengarkan). Tantangan Harian dan tes tidak tampil di sini.</w:t>
       </w:r>
     </w:p>
     <w:p>
